--- a/中文用户手册.docx
+++ b/中文用户手册.docx
@@ -925,6 +925,53 @@
           </w:p>
         </w:tc>
       </w:tr>
+      <w:tr>
+        <w:tc>
+          <w:tcPr>
+            <w:tcW w:type="dxa" w:w="4968"/>
+          </w:tcPr>
+          <w:p>
+            <w:r>
+              <w:t>macOS 打不开 / 提示“无法验证开发者”</w:t>
+            </w:r>
+          </w:p>
+        </w:tc>
+        <w:tc>
+          <w:tcPr>
+            <w:tcW w:type="dxa" w:w="4968"/>
+          </w:tcPr>
+          <w:p>
+            <w:r>
+              <w:t>① 打开“终端”App，输入 cd 加一个空格，把整个程序文件夹拖入终端窗口后回车，然后依次执行：</w:t>
+            </w:r>
+          </w:p>
+          <w:p>
+            <w:r>
+              <w:t>xattr -cr .</w:t>
+            </w:r>
+          </w:p>
+          <w:p>
+            <w:r>
+              <w:t>chmod +x 双击打开序证工作台.command 序证工作台.app/Contents/MacOS/launcher</w:t>
+            </w:r>
+          </w:p>
+          <w:p>
+            <w:r>
+              <w:t>② 右键（Control-点击）启动器 → 选择“打开”→ 在弹出的对话框中再点“打开”。</w:t>
+            </w:r>
+          </w:p>
+          <w:p>
+            <w:r>
+              <w:t>③ 系统设置 → 隐私与安全性 → 找到该程序 → 点击“仍要打开”。</w:t>
+            </w:r>
+          </w:p>
+          <w:p>
+            <w:r>
+              <w:t>④ 若提示“App 已损坏，无法打开”，执行一次 xattr -cr &lt;程序文件夹路径&gt; 即可。</w:t>
+            </w:r>
+          </w:p>
+        </w:tc>
+      </w:tr>
     </w:tbl>
     <w:p/>
     <w:sectPr>

--- a/中文用户手册.docx
+++ b/中文用户手册.docx
@@ -925,53 +925,6 @@
           </w:p>
         </w:tc>
       </w:tr>
-      <w:tr>
-        <w:tc>
-          <w:tcPr>
-            <w:tcW w:type="dxa" w:w="4968"/>
-          </w:tcPr>
-          <w:p>
-            <w:r>
-              <w:t>macOS 打不开 / 提示“无法验证开发者”</w:t>
-            </w:r>
-          </w:p>
-        </w:tc>
-        <w:tc>
-          <w:tcPr>
-            <w:tcW w:type="dxa" w:w="4968"/>
-          </w:tcPr>
-          <w:p>
-            <w:r>
-              <w:t>① 打开“终端”App，输入 cd 加一个空格，把整个程序文件夹拖入终端窗口后回车，然后依次执行：</w:t>
-            </w:r>
-          </w:p>
-          <w:p>
-            <w:r>
-              <w:t>xattr -cr .</w:t>
-            </w:r>
-          </w:p>
-          <w:p>
-            <w:r>
-              <w:t>chmod +x 双击打开序证工作台.command 序证工作台.app/Contents/MacOS/launcher</w:t>
-            </w:r>
-          </w:p>
-          <w:p>
-            <w:r>
-              <w:t>② 右键（Control-点击）启动器 → 选择“打开”→ 在弹出的对话框中再点“打开”。</w:t>
-            </w:r>
-          </w:p>
-          <w:p>
-            <w:r>
-              <w:t>③ 系统设置 → 隐私与安全性 → 找到该程序 → 点击“仍要打开”。</w:t>
-            </w:r>
-          </w:p>
-          <w:p>
-            <w:r>
-              <w:t>④ 若提示“App 已损坏，无法打开”，执行一次 xattr -cr &lt;程序文件夹路径&gt; 即可。</w:t>
-            </w:r>
-          </w:p>
-        </w:tc>
-      </w:tr>
     </w:tbl>
     <w:p/>
     <w:sectPr>

--- a/中文用户手册.docx
+++ b/中文用户手册.docx
@@ -95,7 +95,7 @@
         <w:rPr>
           <w:rFonts w:ascii="STHeiti" w:hAnsi="STHeiti" w:eastAsia="STHeiti"/>
         </w:rPr>
-        <w:t>1.  macOS 双击“序证工作台.app”或“ 双击打开序证工作台.command”；Windows 双击“双击打开序证工作台_Windows.bat”。</w:t>
+        <w:t>1.  macOS 双击“Sequence-Evidence-Workbench.app”或“ Launch-Workbench.command”；Windows 双击“Launch-Workbench.bat”。</w:t>
       </w:r>
     </w:p>
     <w:p>

--- a/中文用户手册.docx
+++ b/中文用户手册.docx
@@ -50,10 +50,19 @@
         <w:pStyle w:val="ListBullet"/>
       </w:pPr>
       <w:r>
-        <w:rPr>
-          <w:rFonts w:ascii="STHeiti" w:hAnsi="STHeiti" w:eastAsia="STHeiti"/>
-        </w:rPr>
-        <w:t>macOS 或 Windows；Node.js 22 或更新版本，以及 npm。</w:t>
+        <w:t>macOS 或 Windows；</w:t>
+      </w:r>
+      <w:hyperlink r:id="rId10">
+        <w:r>
+          <w:rPr>
+            <w:color w:val="0563C1"/>
+            <w:u w:val="single"/>
+          </w:rPr>
+          <w:t>Node.js 22 官方下载</w:t>
+        </w:r>
+      </w:hyperlink>
+      <w:r>
+        <w:t>（或更新版本），以及 npm（随 Node.js 自动安装，无需单独下载）。</w:t>
       </w:r>
     </w:p>
     <w:p>
@@ -61,10 +70,55 @@
         <w:pStyle w:val="ListBullet"/>
       </w:pPr>
       <w:r>
-        <w:rPr>
-          <w:rFonts w:ascii="STHeiti" w:hAnsi="STHeiti" w:eastAsia="STHeiti"/>
-        </w:rPr>
-        <w:t>可选外部工具：FastQC、Cutadapt、tRNAscan-SE、BLAST+。只有运行对应步骤时才需要安装；项目不会随仓库捆绑这些程序。</w:t>
+        <w:t>可选外部工具：</w:t>
+      </w:r>
+      <w:hyperlink r:id="rId11">
+        <w:r>
+          <w:rPr>
+            <w:color w:val="0563C1"/>
+            <w:u w:val="single"/>
+          </w:rPr>
+          <w:t>FastQC</w:t>
+        </w:r>
+      </w:hyperlink>
+      <w:r>
+        <w:t>、</w:t>
+      </w:r>
+      <w:hyperlink r:id="rId12">
+        <w:r>
+          <w:rPr>
+            <w:color w:val="0563C1"/>
+            <w:u w:val="single"/>
+          </w:rPr>
+          <w:t>Cutadapt</w:t>
+        </w:r>
+      </w:hyperlink>
+      <w:r>
+        <w:t>、</w:t>
+      </w:r>
+      <w:hyperlink r:id="rId13">
+        <w:r>
+          <w:rPr>
+            <w:color w:val="0563C1"/>
+            <w:u w:val="single"/>
+          </w:rPr>
+          <w:t>tRNAscan-SE</w:t>
+        </w:r>
+      </w:hyperlink>
+      <w:r>
+        <w:t>、</w:t>
+      </w:r>
+      <w:hyperlink r:id="rId14">
+        <w:r>
+          <w:rPr>
+            <w:color w:val="0563C1"/>
+            <w:u w:val="single"/>
+          </w:rPr>
+          <w:t>BLAST+</w:t>
+        </w:r>
+      </w:hyperlink>
+      <w:r>
+        <w:t>。只有运行对应步骤时才需要安装；项目不会随仓库捆绑这些程序。</w:t>
       </w:r>
     </w:p>
     <w:p>

--- a/中文用户手册.docx
+++ b/中文用户手册.docx
@@ -708,6 +708,46 @@
         <w:t>7. 常见问题</w:t>
       </w:r>
     </w:p>
+    <w:p>
+      <w:r>
+        <w:rPr>
+          <w:b/>
+        </w:rPr>
+        <w:t>macOS 无法打开程序（Gatekeeper 拦截）</w:t>
+      </w:r>
+    </w:p>
+    <w:p>
+      <w:r>
+        <w:rPr>
+          <w:b w:val="0"/>
+        </w:rPr>
+        <w:t>症状：提示“无法打开，因为 Apple 无法检查其是否包含恶意软件”“无法验证开发者”，或“已损坏，无法打开”。</w:t>
+      </w:r>
+    </w:p>
+    <w:p>
+      <w:r>
+        <w:rPr>
+          <w:b w:val="0"/>
+        </w:rPr>
+        <w:t>原因：从 GitHub 下载的文件带 macOS 隔离标记（quarantine），首次打开会被系统安全机制拦截。</w:t>
+      </w:r>
+    </w:p>
+    <w:p>
+      <w:r>
+        <w:rPr>
+          <w:b w:val="0"/>
+        </w:rPr>
+        <w:t>处理方法（任选其一）：① 右键（或按住 Control 点击）Sequence-Evidence-Workbench.app → 选择“打开”→ 点击“打开”；② 打开“系统设置 → 隐私与安全性 → 安全性”，在最下方点击“仍要打开”；③ 仍打不开时，打开终端执行：xattr -dr com.apple.quarantine “/路径/Sequence-Evidence-Workbench.app”（例如：xattr -dr com.apple.quarantine ~/Downloads/Sequence-Evidence-Workbench.app）；④ 提示“已损坏”时，同样执行上述命令后再双击启动。</w:t>
+      </w:r>
+    </w:p>
+    <w:p>
+      <w:r>
+        <w:rPr>
+          <w:b w:val="0"/>
+        </w:rPr>
+        <w:t>说明：仅在系统拦截时按需处理；解除隔离标记只影响本机，不影响程序与其他用户。若双击 Launch-Workbench.command 无反应，同样右键它 → 选择“打开”即可。</w:t>
+      </w:r>
+    </w:p>
     <w:tbl>
       <w:tblPr>
         <w:tblStyle w:val="TableGrid"/>
